--- a/Resources/VPL-VW385ES_Calibration_Controls.docx
+++ b/Resources/VPL-VW385ES_Calibration_Controls.docx
@@ -5430,7 +5430,7 @@
           <w:color w:val="444444"/>
           <w:sz w:val="20"/>
         </w:rPr>
-        <w:t>Custom Color Space — Chromaticity Sub-Menu</w:t>
+        <w:t>Color Space Gamut Adjustment</w:t>
       </w:r>
     </w:p>
     <w:p>
@@ -5444,7 +5444,7 @@
           <w:color w:val="444444"/>
           <w:sz w:val="20"/>
         </w:rPr>
-        <w:t>When Custom is selected, a Color Select control cycles through six colour axes. Each axis exposes two sliders that shift the selected primary or secondary colour along opponent-colour directions in the CIE chromaticity diagram.</w:t>
+        <w:t>When any Color Space mode is active, two global sliders appear that shift the entire selected gamut as a whole. These are not per-primary adjustments — they apply equally across the full colour space.</w:t>
       </w:r>
     </w:p>
     <w:tbl>
@@ -5487,13 +5487,13 @@
                 <w:color w:val="FFFFFF"/>
                 <w:sz w:val="18"/>
               </w:rPr>
-              <w:t>COLOR SELECT</w:t>
+              <w:t>SLIDER</w:t>
             </w:r>
           </w:p>
         </w:tc>
         <w:tc>
           <w:tcPr>
-            <w:tcW w:type="dxa" w:w="3024"/>
+            <w:tcW w:type="dxa" w:w="3456"/>
             <w:shd w:val="clear" w:color="auto" w:fill="003B8E"/>
             <w:vAlign w:val="center"/>
             <w:tcBorders>
@@ -5511,13 +5511,13 @@
                 <w:color w:val="FFFFFF"/>
                 <w:sz w:val="18"/>
               </w:rPr>
-              <w:t>SLIDER 1</w:t>
+              <w:t>DIRECTION</w:t>
             </w:r>
           </w:p>
         </w:tc>
         <w:tc>
           <w:tcPr>
-            <w:tcW w:type="dxa" w:w="3888"/>
+            <w:tcW w:type="dxa" w:w="3456"/>
             <w:shd w:val="clear" w:color="auto" w:fill="003B8E"/>
             <w:vAlign w:val="center"/>
             <w:tcBorders>
@@ -5535,7 +5535,7 @@
                 <w:color w:val="FFFFFF"/>
                 <w:sz w:val="18"/>
               </w:rPr>
-              <w:t>SLIDER 2</w:t>
+              <w:t>EFFECT</w:t>
             </w:r>
           </w:p>
         </w:tc>
@@ -5561,13 +5561,13 @@
                 <w:color w:val="1A1A1A"/>
                 <w:sz w:val="19"/>
               </w:rPr>
-              <w:t>Red</w:t>
+              <w:t>Cyan – Red</w:t>
             </w:r>
           </w:p>
         </w:tc>
         <w:tc>
           <w:tcPr>
-            <w:tcW w:type="dxa" w:w="3024"/>
+            <w:tcW w:type="dxa" w:w="3456"/>
             <w:shd w:val="clear" w:color="auto" w:fill="FFFFFF"/>
             <w:vAlign w:val="center"/>
             <w:tcBorders>
@@ -5584,13 +5584,13 @@
                 <w:color w:val="444444"/>
                 <w:sz w:val="19"/>
               </w:rPr>
-              <w:t>Cyan – Red</w:t>
+              <w:t>Negative → Cyan  |  Positive → Red</w:t>
             </w:r>
           </w:p>
         </w:tc>
         <w:tc>
           <w:tcPr>
-            <w:tcW w:type="dxa" w:w="3888"/>
+            <w:tcW w:type="dxa" w:w="3456"/>
             <w:shd w:val="clear" w:color="auto" w:fill="FFFFFF"/>
             <w:vAlign w:val="center"/>
             <w:tcBorders>
@@ -5607,7 +5607,7 @@
                 <w:color w:val="444444"/>
                 <w:sz w:val="19"/>
               </w:rPr>
-              <w:t>Magenta – Green</w:t>
+              <w:t>Shifts the entire gamut along the cyan–red opponent axis</w:t>
             </w:r>
           </w:p>
         </w:tc>
@@ -5633,13 +5633,13 @@
                 <w:color w:val="1A1A1A"/>
                 <w:sz w:val="19"/>
               </w:rPr>
-              <w:t>Green</w:t>
+              <w:t>Magenta – Green</w:t>
             </w:r>
           </w:p>
         </w:tc>
         <w:tc>
           <w:tcPr>
-            <w:tcW w:type="dxa" w:w="3024"/>
+            <w:tcW w:type="dxa" w:w="3456"/>
             <w:shd w:val="clear" w:color="auto" w:fill="F7F9FF"/>
             <w:vAlign w:val="center"/>
             <w:tcBorders>
@@ -5656,13 +5656,13 @@
                 <w:color w:val="444444"/>
                 <w:sz w:val="19"/>
               </w:rPr>
-              <w:t>Cyan – Red</w:t>
+              <w:t>Negative → Magenta  |  Positive → Green</w:t>
             </w:r>
           </w:p>
         </w:tc>
         <w:tc>
           <w:tcPr>
-            <w:tcW w:type="dxa" w:w="3888"/>
+            <w:tcW w:type="dxa" w:w="3456"/>
             <w:shd w:val="clear" w:color="auto" w:fill="F7F9FF"/>
             <w:vAlign w:val="center"/>
             <w:tcBorders>
@@ -5679,295 +5679,7 @@
                 <w:color w:val="444444"/>
                 <w:sz w:val="19"/>
               </w:rPr>
-              <w:t>Magenta – Green</w:t>
-            </w:r>
-          </w:p>
-        </w:tc>
-      </w:tr>
-      <w:tr>
-        <w:tc>
-          <w:tcPr>
-            <w:tcW w:type="dxa" w:w="2304"/>
-            <w:shd w:val="clear" w:color="auto" w:fill="FFFFFF"/>
-            <w:vAlign w:val="center"/>
-            <w:tcBorders>
-              <w:bottom w:val="single" w:sz="2" w:space="0" w:color="E0E0E0"/>
-            </w:tcBorders>
-          </w:tcPr>
-          <w:p>
-            <w:pPr>
-              <w:spacing w:before="60" w:after="60"/>
-            </w:pPr>
-            <w:r>
-              <w:rPr>
-                <w:rFonts w:ascii="Calibri" w:hAnsi="Calibri"/>
-                <w:b/>
-                <w:color w:val="1A1A1A"/>
-                <w:sz w:val="19"/>
-              </w:rPr>
-              <w:t>Blue</w:t>
-            </w:r>
-          </w:p>
-        </w:tc>
-        <w:tc>
-          <w:tcPr>
-            <w:tcW w:type="dxa" w:w="3024"/>
-            <w:shd w:val="clear" w:color="auto" w:fill="FFFFFF"/>
-            <w:vAlign w:val="center"/>
-            <w:tcBorders>
-              <w:bottom w:val="single" w:sz="2" w:space="0" w:color="E0E0E0"/>
-            </w:tcBorders>
-          </w:tcPr>
-          <w:p>
-            <w:pPr>
-              <w:spacing w:before="60" w:after="60"/>
-            </w:pPr>
-            <w:r>
-              <w:rPr>
-                <w:rFonts w:ascii="Calibri" w:hAnsi="Calibri"/>
-                <w:color w:val="444444"/>
-                <w:sz w:val="19"/>
-              </w:rPr>
-              <w:t>Cyan – Red</w:t>
-            </w:r>
-          </w:p>
-        </w:tc>
-        <w:tc>
-          <w:tcPr>
-            <w:tcW w:type="dxa" w:w="3888"/>
-            <w:shd w:val="clear" w:color="auto" w:fill="FFFFFF"/>
-            <w:vAlign w:val="center"/>
-            <w:tcBorders>
-              <w:bottom w:val="single" w:sz="2" w:space="0" w:color="E0E0E0"/>
-            </w:tcBorders>
-          </w:tcPr>
-          <w:p>
-            <w:pPr>
-              <w:spacing w:before="60" w:after="60"/>
-            </w:pPr>
-            <w:r>
-              <w:rPr>
-                <w:rFonts w:ascii="Calibri" w:hAnsi="Calibri"/>
-                <w:color w:val="444444"/>
-                <w:sz w:val="19"/>
-              </w:rPr>
-              <w:t>Magenta – Green</w:t>
-            </w:r>
-          </w:p>
-        </w:tc>
-      </w:tr>
-      <w:tr>
-        <w:tc>
-          <w:tcPr>
-            <w:tcW w:type="dxa" w:w="2304"/>
-            <w:shd w:val="clear" w:color="auto" w:fill="F7F9FF"/>
-            <w:vAlign w:val="center"/>
-            <w:tcBorders>
-              <w:bottom w:val="single" w:sz="2" w:space="0" w:color="E0E0E0"/>
-            </w:tcBorders>
-          </w:tcPr>
-          <w:p>
-            <w:pPr>
-              <w:spacing w:before="60" w:after="60"/>
-            </w:pPr>
-            <w:r>
-              <w:rPr>
-                <w:rFonts w:ascii="Calibri" w:hAnsi="Calibri"/>
-                <w:b/>
-                <w:color w:val="1A1A1A"/>
-                <w:sz w:val="19"/>
-              </w:rPr>
-              <w:t>Cyan</w:t>
-            </w:r>
-          </w:p>
-        </w:tc>
-        <w:tc>
-          <w:tcPr>
-            <w:tcW w:type="dxa" w:w="3024"/>
-            <w:shd w:val="clear" w:color="auto" w:fill="F7F9FF"/>
-            <w:vAlign w:val="center"/>
-            <w:tcBorders>
-              <w:bottom w:val="single" w:sz="2" w:space="0" w:color="E0E0E0"/>
-            </w:tcBorders>
-          </w:tcPr>
-          <w:p>
-            <w:pPr>
-              <w:spacing w:before="60" w:after="60"/>
-            </w:pPr>
-            <w:r>
-              <w:rPr>
-                <w:rFonts w:ascii="Calibri" w:hAnsi="Calibri"/>
-                <w:color w:val="444444"/>
-                <w:sz w:val="19"/>
-              </w:rPr>
-              <w:t>Cyan – Red</w:t>
-            </w:r>
-          </w:p>
-        </w:tc>
-        <w:tc>
-          <w:tcPr>
-            <w:tcW w:type="dxa" w:w="3888"/>
-            <w:shd w:val="clear" w:color="auto" w:fill="F7F9FF"/>
-            <w:vAlign w:val="center"/>
-            <w:tcBorders>
-              <w:bottom w:val="single" w:sz="2" w:space="0" w:color="E0E0E0"/>
-            </w:tcBorders>
-          </w:tcPr>
-          <w:p>
-            <w:pPr>
-              <w:spacing w:before="60" w:after="60"/>
-            </w:pPr>
-            <w:r>
-              <w:rPr>
-                <w:rFonts w:ascii="Calibri" w:hAnsi="Calibri"/>
-                <w:color w:val="444444"/>
-                <w:sz w:val="19"/>
-              </w:rPr>
-              <w:t>Magenta – Green</w:t>
-            </w:r>
-          </w:p>
-        </w:tc>
-      </w:tr>
-      <w:tr>
-        <w:tc>
-          <w:tcPr>
-            <w:tcW w:type="dxa" w:w="2304"/>
-            <w:shd w:val="clear" w:color="auto" w:fill="FFFFFF"/>
-            <w:vAlign w:val="center"/>
-            <w:tcBorders>
-              <w:bottom w:val="single" w:sz="2" w:space="0" w:color="E0E0E0"/>
-            </w:tcBorders>
-          </w:tcPr>
-          <w:p>
-            <w:pPr>
-              <w:spacing w:before="60" w:after="60"/>
-            </w:pPr>
-            <w:r>
-              <w:rPr>
-                <w:rFonts w:ascii="Calibri" w:hAnsi="Calibri"/>
-                <w:b/>
-                <w:color w:val="1A1A1A"/>
-                <w:sz w:val="19"/>
-              </w:rPr>
-              <w:t>Magenta</w:t>
-            </w:r>
-          </w:p>
-        </w:tc>
-        <w:tc>
-          <w:tcPr>
-            <w:tcW w:type="dxa" w:w="3024"/>
-            <w:shd w:val="clear" w:color="auto" w:fill="FFFFFF"/>
-            <w:vAlign w:val="center"/>
-            <w:tcBorders>
-              <w:bottom w:val="single" w:sz="2" w:space="0" w:color="E0E0E0"/>
-            </w:tcBorders>
-          </w:tcPr>
-          <w:p>
-            <w:pPr>
-              <w:spacing w:before="60" w:after="60"/>
-            </w:pPr>
-            <w:r>
-              <w:rPr>
-                <w:rFonts w:ascii="Calibri" w:hAnsi="Calibri"/>
-                <w:color w:val="444444"/>
-                <w:sz w:val="19"/>
-              </w:rPr>
-              <w:t>Cyan – Red</w:t>
-            </w:r>
-          </w:p>
-        </w:tc>
-        <w:tc>
-          <w:tcPr>
-            <w:tcW w:type="dxa" w:w="3888"/>
-            <w:shd w:val="clear" w:color="auto" w:fill="FFFFFF"/>
-            <w:vAlign w:val="center"/>
-            <w:tcBorders>
-              <w:bottom w:val="single" w:sz="2" w:space="0" w:color="E0E0E0"/>
-            </w:tcBorders>
-          </w:tcPr>
-          <w:p>
-            <w:pPr>
-              <w:spacing w:before="60" w:after="60"/>
-            </w:pPr>
-            <w:r>
-              <w:rPr>
-                <w:rFonts w:ascii="Calibri" w:hAnsi="Calibri"/>
-                <w:color w:val="444444"/>
-                <w:sz w:val="19"/>
-              </w:rPr>
-              <w:t>Magenta – Green</w:t>
-            </w:r>
-          </w:p>
-        </w:tc>
-      </w:tr>
-      <w:tr>
-        <w:tc>
-          <w:tcPr>
-            <w:tcW w:type="dxa" w:w="2304"/>
-            <w:shd w:val="clear" w:color="auto" w:fill="F7F9FF"/>
-            <w:vAlign w:val="center"/>
-            <w:tcBorders>
-              <w:bottom w:val="single" w:sz="2" w:space="0" w:color="E0E0E0"/>
-            </w:tcBorders>
-          </w:tcPr>
-          <w:p>
-            <w:pPr>
-              <w:spacing w:before="60" w:after="60"/>
-            </w:pPr>
-            <w:r>
-              <w:rPr>
-                <w:rFonts w:ascii="Calibri" w:hAnsi="Calibri"/>
-                <w:b/>
-                <w:color w:val="1A1A1A"/>
-                <w:sz w:val="19"/>
-              </w:rPr>
-              <w:t>Yellow</w:t>
-            </w:r>
-          </w:p>
-        </w:tc>
-        <w:tc>
-          <w:tcPr>
-            <w:tcW w:type="dxa" w:w="3024"/>
-            <w:shd w:val="clear" w:color="auto" w:fill="F7F9FF"/>
-            <w:vAlign w:val="center"/>
-            <w:tcBorders>
-              <w:bottom w:val="single" w:sz="2" w:space="0" w:color="E0E0E0"/>
-            </w:tcBorders>
-          </w:tcPr>
-          <w:p>
-            <w:pPr>
-              <w:spacing w:before="60" w:after="60"/>
-            </w:pPr>
-            <w:r>
-              <w:rPr>
-                <w:rFonts w:ascii="Calibri" w:hAnsi="Calibri"/>
-                <w:color w:val="444444"/>
-                <w:sz w:val="19"/>
-              </w:rPr>
-              <w:t>Cyan – Red</w:t>
-            </w:r>
-          </w:p>
-        </w:tc>
-        <w:tc>
-          <w:tcPr>
-            <w:tcW w:type="dxa" w:w="3888"/>
-            <w:shd w:val="clear" w:color="auto" w:fill="F7F9FF"/>
-            <w:vAlign w:val="center"/>
-            <w:tcBorders>
-              <w:bottom w:val="single" w:sz="2" w:space="0" w:color="E0E0E0"/>
-            </w:tcBorders>
-          </w:tcPr>
-          <w:p>
-            <w:pPr>
-              <w:spacing w:before="60" w:after="60"/>
-            </w:pPr>
-            <w:r>
-              <w:rPr>
-                <w:rFonts w:ascii="Calibri" w:hAnsi="Calibri"/>
-                <w:color w:val="444444"/>
-                <w:sz w:val="19"/>
-              </w:rPr>
-              <w:t>Magenta – Green</w:t>
+              <w:t>Shifts the entire gamut along the magenta–green opponent axis</w:t>
             </w:r>
           </w:p>
         </w:tc>
@@ -5984,7 +5696,7 @@
           <w:color w:val="777777"/>
           <w:sz w:val="17"/>
         </w:rPr>
-        <w:t>Note: Cyan–Red moves the selected colour toward cyan (negative) or red (positive). Magenta–Green moves it toward magenta (negative) or green (positive). Together these two axes allow 2D chromaticity positioning of each colour.</w:t>
+        <w:t>Note: These 2 sliders are present for all Color Space modes (BT.709, BT.2020, Color Space 1–3, Custom). They function as a global gamut white-point trim, not individual primary/secondary colour adjustments.</w:t>
       </w:r>
     </w:p>
     <w:p>
@@ -6014,7 +5726,7 @@
           <w:color w:val="444444"/>
           <w:sz w:val="19"/>
         </w:rPr>
-        <w:t>6 colour axes × 2 sliders = 12 individual chromaticity adjustments in Custom Color Space. Verified from projector on-screen display (screenshot). The manual only states "You can adjust the color space setting" without listing the sub-controls.</w:t>
+        <w:t>2 sliders total for the entire color space — confirmed from OSD screenshot. Earlier documentation suggesting per-primary adjustment (6 × 2 = 12) was incorrect.</w:t>
       </w:r>
     </w:p>
     <w:p>
@@ -7438,7 +7150,7 @@
                 <w:color w:val="1A1A1A"/>
                 <w:sz w:val="19"/>
               </w:rPr>
-              <w:t>Color Space Custom — chromaticity sliders</w:t>
+              <w:t>Color Space — global gamut sliders</w:t>
             </w:r>
           </w:p>
         </w:tc>
@@ -7461,7 +7173,7 @@
                 <w:color w:val="444444"/>
                 <w:sz w:val="19"/>
               </w:rPr>
-              <w:t>12</w:t>
+              <w:t>2</w:t>
             </w:r>
           </w:p>
         </w:tc>
@@ -7484,7 +7196,7 @@
                 <w:color w:val="444444"/>
                 <w:sz w:val="19"/>
               </w:rPr>
-              <w:t>6 colour axes × 2 sliders (Cyan–Red, Magenta–Green). Verified from OSD screenshot</w:t>
+              <w:t>Cyan–Red and Magenta–Green; apply to the entire selected color space, not per primary. Verified from OSD screenshot</w:t>
             </w:r>
           </w:p>
         </w:tc>
